--- a/PEOPLE-MACHINE/LABA5/Звіт до Лабораторної 5.docx
+++ b/PEOPLE-MACHINE/LABA5/Звіт до Лабораторної 5.docx
@@ -1511,6 +1511,7 @@
   <w:style w:type="character" w:default="1" w:styleId="a0">
     <w:name w:val="Default Paragraph Font"/>
     <w:uiPriority w:val="1"/>
+    <w:semiHidden/>
     <w:unhideWhenUsed/>
   </w:style>
   <w:style w:type="table" w:default="1" w:styleId="a1">
